--- a/docs/eTIMS-Integration-Plan.docx
+++ b/docs/eTIMS-Integration-Plan.docx
@@ -2335,7 +2335,25 @@
         <w:t xml:space="preserve"> </w:t>
       </w:r>
       <w:r>
-        <w:t xml:space="preserve">than to retrofit it after eTIMS assumes a single taxpayer.</w:t>
+        <w:t xml:space="preserve">than to retrofit it after eTIMS assumes a single taxpayer. See</w:t>
+      </w:r>
+      <w:r>
+        <w:t xml:space="preserve"> </w:t>
+      </w:r>
+      <w:r>
+        <w:rPr>
+          <w:rStyle w:val="VerbatimChar"/>
+        </w:rPr>
+        <w:t xml:space="preserve">Multi-Tenant-Plan.md</w:t>
+      </w:r>
+      <w:r>
+        <w:t xml:space="preserve">,</w:t>
+      </w:r>
+      <w:r>
+        <w:t xml:space="preserve"> </w:t>
+      </w:r>
+      <w:r>
+        <w:t xml:space="preserve">whose §3 audit exists partly to catch exactly this class of shared configuration.</w:t>
       </w:r>
     </w:p>
     <w:p>
